--- a/docx/地方法规/江西/江西省促进发展新型墙体材料条例_20190928_ff80818191d62db00191d9959d7e07bd.docx
+++ b/docx/地方法规/江西/江西省促进发展新型墙体材料条例_20190928_ff80818191d62db00191d9959d7e07bd.docx
@@ -1,7 +1,6 @@
 
 <file path=word/document.xml><?xml version="1.0" encoding="utf-8"?>
 <w:document xmlns:wpc="http://schemas.microsoft.com/office/word/2010/wordprocessingCanvas" xmlns:cx="http://schemas.microsoft.com/office/drawing/2014/chartex" xmlns:cx1="http://schemas.microsoft.com/office/drawing/2015/9/8/chartex" xmlns:cx2="http://schemas.microsoft.com/office/drawing/2015/10/21/chartex" xmlns:cx3="http://schemas.microsoft.com/office/drawing/2016/5/9/chartex" xmlns:cx4="http://schemas.microsoft.com/office/drawing/2016/5/10/chartex" xmlns:cx5="http://schemas.microsoft.com/office/drawing/2016/5/11/chartex" xmlns:mc="http://schemas.openxmlformats.org/markup-compatibility/2006" xmlns:o="urn:schemas-microsoft-com:office:office" xmlns:r="http://schemas.openxmlformats.org/officeDocument/2006/relationships" xmlns:m="http://schemas.openxmlformats.org/officeDocument/2006/math" xmlns:v="urn:schemas-microsoft-com:vml" xmlns:wp14="http://schemas.microsoft.com/office/word/2010/wordprocessingDrawing" xmlns:wp="http://schemas.openxmlformats.org/drawingml/2006/wordprocessingDrawing" xmlns:w10="urn:schemas-microsoft-com:office:word" xmlns:w="http://schemas.openxmlformats.org/wordprocessingml/2006/main" xmlns:w14="http://schemas.microsoft.com/office/word/2010/wordml" xmlns:w15="http://schemas.microsoft.com/office/word/2012/wordml" xmlns:wne="http://schemas.microsoft.com/office/word/2006/wordml" xmlns:wpg="http://schemas.microsoft.com/office/word/2010/wordprocessingGroup" xmlns:wpi="http://schemas.microsoft.com/office/word/2010/wordprocessingInk" xmlns:wps="http://schemas.microsoft.com/office/word/2010/wordprocessingShape" mc:Ignorable="w14 w15 wp14">
-  <!-- Generated by Aspose.Words for .NET 18.7 -->
   <w:body>
     <w:p>
       <w:pPr>
@@ -77,8 +76,6 @@
           <w:shd w:val="clear" w:color="auto" w:fill="FFFFFF"/>
         </w:rPr>
       </w:pPr>
-      <w:bookmarkStart w:id="0" w:name="_GoBack"/>
-      <w:bookmarkEnd w:id="0"/>
       <w:r>
         <w:rPr>
           <w:rFonts w:ascii="Times New Roman" w:eastAsia="楷体_GB2312" w:hAnsi="Times New Roman" w:cs="楷体_GB2312" w:hint="eastAsia"/>
@@ -136,7 +133,7 @@
         <w:jc w:val="both"/>
         <w:textAlignment w:val="auto"/>
         <w:rPr>
-          <w:rFonts w:ascii="Times New Roman" w:hAnsi="Times New Roman"/>
+          <w:rFonts w:ascii="Times New Roman" w:eastAsia="楷体_GB2312" w:hAnsi="Times New Roman" w:cs="楷体_GB2312"/>
           <w:sz w:val="32"/>
         </w:rPr>
       </w:pPr>
@@ -168,7 +165,7 @@
         <w:jc w:val="both"/>
         <w:textAlignment w:val="auto"/>
         <w:rPr>
-          <w:rFonts w:ascii="Times New Roman" w:hAnsi="Times New Roman"/>
+          <w:rFonts w:ascii="Times New Roman" w:eastAsia="楷体_GB2312" w:hAnsi="Times New Roman" w:cs="楷体_GB2312"/>
           <w:sz w:val="32"/>
         </w:rPr>
       </w:pPr>
@@ -200,7 +197,7 @@
         <w:jc w:val="both"/>
         <w:textAlignment w:val="auto"/>
         <w:rPr>
-          <w:rFonts w:ascii="Times New Roman" w:hAnsi="Times New Roman"/>
+          <w:rFonts w:ascii="Times New Roman" w:eastAsia="楷体_GB2312" w:hAnsi="Times New Roman" w:cs="楷体_GB2312"/>
           <w:sz w:val="32"/>
         </w:rPr>
       </w:pPr>
@@ -232,7 +229,7 @@
         <w:jc w:val="both"/>
         <w:textAlignment w:val="auto"/>
         <w:rPr>
-          <w:rFonts w:ascii="Times New Roman" w:hAnsi="Times New Roman"/>
+          <w:rFonts w:ascii="Times New Roman" w:eastAsia="楷体_GB2312" w:hAnsi="Times New Roman" w:cs="楷体_GB2312"/>
           <w:sz w:val="32"/>
         </w:rPr>
       </w:pPr>
@@ -264,7 +261,7 @@
         <w:jc w:val="both"/>
         <w:textAlignment w:val="auto"/>
         <w:rPr>
-          <w:rFonts w:ascii="Times New Roman" w:hAnsi="Times New Roman"/>
+          <w:rFonts w:ascii="Times New Roman" w:eastAsia="楷体_GB2312" w:hAnsi="Times New Roman" w:cs="楷体_GB2312"/>
           <w:sz w:val="32"/>
         </w:rPr>
       </w:pPr>
